--- a/EG 03 UML Modelling.docx
+++ b/EG 03 UML Modelling.docx
@@ -36,7 +36,10 @@
           <w:b/>
           <w:bCs/>
         </w:rPr>
-        <w:t xml:space="preserve"> food delivery scenario</w:t>
+        <w:t xml:space="preserve"> </w:t>
+      </w:r>
+      <w:r>
+        <w:t>food delivery scenario</w:t>
       </w:r>
       <w:r>
         <w:t xml:space="preserve"> and design a </w:t>
@@ -198,7 +201,20 @@
           <w:b/>
           <w:bCs/>
         </w:rPr>
-        <w:t xml:space="preserve"> Food Delivery System scenario</w:t>
+        <w:t xml:space="preserve"> </w:t>
+      </w:r>
+      <w:r>
+        <w:t>Food</w:t>
+      </w:r>
+      <w:r>
+        <w:rPr>
+          <w:b/>
+          <w:bCs/>
+        </w:rPr>
+        <w:t xml:space="preserve"> </w:t>
+      </w:r>
+      <w:r>
+        <w:t>Delivery System scenario</w:t>
       </w:r>
       <w:r>
         <w:t xml:space="preserve"> provided earlier.</w:t>
@@ -248,7 +264,17 @@
           <w:b/>
           <w:bCs/>
         </w:rPr>
-        <w:t>Examples (do not just copy these blindly):</w:t>
+        <w:t xml:space="preserve">Examples </w:t>
+      </w:r>
+      <w:r>
+        <w:t>(do not just copy these blindly)</w:t>
+      </w:r>
+      <w:r>
+        <w:rPr>
+          <w:b/>
+          <w:bCs/>
+        </w:rPr>
+        <w:t>:</w:t>
       </w:r>
     </w:p>
     <w:p>
@@ -1125,22 +1151,17 @@
     </w:p>
     <w:p>
       <w:pPr>
-        <w:spacing w:line="360" w:lineRule="auto"/>
-        <w:rPr>
-          <w:b/>
-          <w:bCs/>
-        </w:rPr>
-      </w:pPr>
-      <w:r>
-        <w:rPr>
-          <w:b/>
-          <w:bCs/>
-        </w:rPr>
+        <w:pStyle w:val="Heading2"/>
+      </w:pPr>
+      <w:r>
+        <w:lastRenderedPageBreak/>
         <w:t>Add at least one of:</w:t>
       </w:r>
     </w:p>
     <w:p>
       <w:pPr>
+        <w:keepNext/>
+        <w:keepLines/>
         <w:numPr>
           <w:ilvl w:val="0"/>
           <w:numId w:val="13"/>
@@ -1188,6 +1209,8 @@
     </w:p>
     <w:p>
       <w:pPr>
+        <w:keepNext/>
+        <w:keepLines/>
         <w:numPr>
           <w:ilvl w:val="0"/>
           <w:numId w:val="13"/>
@@ -1207,6 +1230,8 @@
     </w:p>
     <w:p>
       <w:pPr>
+        <w:keepNext/>
+        <w:keepLines/>
         <w:numPr>
           <w:ilvl w:val="0"/>
           <w:numId w:val="13"/>
@@ -1218,7 +1243,6 @@
           <w:b/>
           <w:bCs/>
         </w:rPr>
-        <w:lastRenderedPageBreak/>
         <w:t>Review/Rating</w:t>
       </w:r>
       <w:r>
@@ -1235,6 +1259,8 @@
     </w:p>
     <w:p>
       <w:pPr>
+        <w:keepNext/>
+        <w:keepLines/>
         <w:numPr>
           <w:ilvl w:val="0"/>
           <w:numId w:val="14"/>
@@ -1247,6 +1273,8 @@
     </w:p>
     <w:p>
       <w:pPr>
+        <w:keepNext/>
+        <w:keepLines/>
         <w:numPr>
           <w:ilvl w:val="0"/>
           <w:numId w:val="14"/>

--- a/EG 03 UML Modelling.docx
+++ b/EG 03 UML Modelling.docx
@@ -28,7 +28,7 @@
           <w:b/>
           <w:bCs/>
         </w:rPr>
-        <w:t>QuickBite</w:t>
+        <w:t>QABite</w:t>
       </w:r>
       <w:proofErr w:type="spellEnd"/>
       <w:r>
@@ -193,7 +193,7 @@
           <w:b/>
           <w:bCs/>
         </w:rPr>
-        <w:t>QuickBite</w:t>
+        <w:t>QABite</w:t>
       </w:r>
       <w:proofErr w:type="spellEnd"/>
       <w:r>
